--- a/src.main.java/interview/JAVA Programming list for interview 2024 onward.docx
+++ b/src.main.java/interview/JAVA Programming list for interview 2024 onward.docx
@@ -1,6 +1,6 @@
 
 <file path=word/document.xml><?xml version="1.0" encoding="utf-8"?>
-<w:document xmlns:wpc="http://schemas.microsoft.com/office/word/2010/wordprocessingCanvas" xmlns:cx="http://schemas.microsoft.com/office/drawing/2014/chartex" xmlns:cx1="http://schemas.microsoft.com/office/drawing/2015/9/8/chartex" xmlns:cx2="http://schemas.microsoft.com/office/drawing/2015/10/21/chartex" xmlns:cx3="http://schemas.microsoft.com/office/drawing/2016/5/9/chartex" xmlns:cx4="http://schemas.microsoft.com/office/drawing/2016/5/10/chartex" xmlns:cx5="http://schemas.microsoft.com/office/drawing/2016/5/11/chartex" xmlns:cx6="http://schemas.microsoft.com/office/drawing/2016/5/12/chartex" xmlns:cx7="http://schemas.microsoft.com/office/drawing/2016/5/13/chartex" xmlns:cx8="http://schemas.microsoft.com/office/drawing/2016/5/14/chartex" xmlns:mc="http://schemas.openxmlformats.org/markup-compatibility/2006" xmlns:aink="http://schemas.microsoft.com/office/drawing/2016/ink" xmlns:am3d="http://schemas.microsoft.com/office/drawing/2017/model3d" xmlns:o="urn:schemas-microsoft-com:office:office" xmlns:oel="http://schemas.microsoft.com/office/2019/extlst" xmlns:r="http://schemas.openxmlformats.org/officeDocument/2006/relationships" xmlns:m="http://schemas.openxmlformats.org/officeDocument/2006/math" xmlns:v="urn:schemas-microsoft-com:vml" xmlns:wp14="http://schemas.microsoft.com/office/word/2010/wordprocessingDrawing" xmlns:wp="http://schemas.openxmlformats.org/drawingml/2006/wordprocessingDrawing" xmlns:w10="urn:schemas-microsoft-com:office:word" xmlns:w="http://schemas.openxmlformats.org/wordprocessingml/2006/main" xmlns:w14="http://schemas.microsoft.com/office/word/2010/wordml" xmlns:w15="http://schemas.microsoft.com/office/word/2012/wordml" xmlns:w16cex="http://schemas.microsoft.com/office/word/2018/wordml/cex" xmlns:w16cid="http://schemas.microsoft.com/office/word/2016/wordml/cid" xmlns:w16="http://schemas.microsoft.com/office/word/2018/wordml" xmlns:w16sdtdh="http://schemas.microsoft.com/office/word/2020/wordml/sdtdatahash" xmlns:w16se="http://schemas.microsoft.com/office/word/2015/wordml/symex" xmlns:wpg="http://schemas.microsoft.com/office/word/2010/wordprocessingGroup" xmlns:wpi="http://schemas.microsoft.com/office/word/2010/wordprocessingInk" xmlns:wne="http://schemas.microsoft.com/office/word/2006/wordml" xmlns:wps="http://schemas.microsoft.com/office/word/2010/wordprocessingShape" mc:Ignorable="w14 w15 w16se w16cid w16 w16cex w16sdtdh wp14">
+<w:document xmlns:wpc="http://schemas.microsoft.com/office/word/2010/wordprocessingCanvas" xmlns:cx="http://schemas.microsoft.com/office/drawing/2014/chartex" xmlns:cx1="http://schemas.microsoft.com/office/drawing/2015/9/8/chartex" xmlns:cx2="http://schemas.microsoft.com/office/drawing/2015/10/21/chartex" xmlns:cx3="http://schemas.microsoft.com/office/drawing/2016/5/9/chartex" xmlns:cx4="http://schemas.microsoft.com/office/drawing/2016/5/10/chartex" xmlns:cx5="http://schemas.microsoft.com/office/drawing/2016/5/11/chartex" xmlns:cx6="http://schemas.microsoft.com/office/drawing/2016/5/12/chartex" xmlns:cx7="http://schemas.microsoft.com/office/drawing/2016/5/13/chartex" xmlns:cx8="http://schemas.microsoft.com/office/drawing/2016/5/14/chartex" xmlns:mc="http://schemas.openxmlformats.org/markup-compatibility/2006" xmlns:aink="http://schemas.microsoft.com/office/drawing/2016/ink" xmlns:am3d="http://schemas.microsoft.com/office/drawing/2017/model3d" xmlns:o="urn:schemas-microsoft-com:office:office" xmlns:oel="http://schemas.microsoft.com/office/2019/extlst" xmlns:r="http://schemas.openxmlformats.org/officeDocument/2006/relationships" xmlns:m="http://schemas.openxmlformats.org/officeDocument/2006/math" xmlns:v="urn:schemas-microsoft-com:vml" xmlns:wp14="http://schemas.microsoft.com/office/word/2010/wordprocessingDrawing" xmlns:wp="http://schemas.openxmlformats.org/drawingml/2006/wordprocessingDrawing" xmlns:w10="urn:schemas-microsoft-com:office:word" xmlns:w="http://schemas.openxmlformats.org/wordprocessingml/2006/main" xmlns:w14="http://schemas.microsoft.com/office/word/2010/wordml" xmlns:w15="http://schemas.microsoft.com/office/word/2012/wordml" xmlns:w16cex="http://schemas.microsoft.com/office/word/2018/wordml/cex" xmlns:w16cid="http://schemas.microsoft.com/office/word/2016/wordml/cid" xmlns:w16="http://schemas.microsoft.com/office/word/2018/wordml" xmlns:w16du="http://schemas.microsoft.com/office/word/2023/wordml/word16du" xmlns:w16sdtdh="http://schemas.microsoft.com/office/word/2020/wordml/sdtdatahash" xmlns:w16sdtfl="http://schemas.microsoft.com/office/word/2024/wordml/sdtformatlock" xmlns:w16se="http://schemas.microsoft.com/office/word/2015/wordml/symex" xmlns:wpg="http://schemas.microsoft.com/office/word/2010/wordprocessingGroup" xmlns:wpi="http://schemas.microsoft.com/office/word/2010/wordprocessingInk" xmlns:wne="http://schemas.microsoft.com/office/word/2006/wordml" xmlns:wps="http://schemas.microsoft.com/office/word/2010/wordprocessingShape" mc:Ignorable="w14 w15 w16se w16cid w16 w16cex w16sdtdh w16sdtfl w16du wp14">
   <w:body>
     <w:p>
       <w:pPr>
@@ -21,14 +21,22 @@
           <w:bottom w:val="dotted" w:sz="24" w:space="1" w:color="auto"/>
         </w:pBdr>
         <w:rPr>
-          <w:lang w:val="en-US"/>
-        </w:rPr>
-      </w:pPr>
-      <w:r>
-        <w:rPr>
-          <w:lang w:val="en-US"/>
-        </w:rPr>
-        <w:t xml:space="preserve">                                        JAVA tricky program</w:t>
+          <w:b/>
+          <w:bCs/>
+          <w:sz w:val="36"/>
+          <w:szCs w:val="36"/>
+          <w:lang w:val="en-US"/>
+        </w:rPr>
+      </w:pPr>
+      <w:r>
+        <w:rPr>
+          <w:b/>
+          <w:bCs/>
+          <w:sz w:val="36"/>
+          <w:szCs w:val="36"/>
+          <w:lang w:val="en-US"/>
+        </w:rPr>
+        <w:t xml:space="preserve">                             JAVA tricky program</w:t>
       </w:r>
     </w:p>
     <w:p>
@@ -662,6 +670,84 @@
           <w:color w:val="0D0D0D"/>
         </w:rPr>
       </w:pPr>
+    </w:p>
+    <w:p>
+      <w:pPr>
+        <w:pBdr>
+          <w:bottom w:val="dotted" w:sz="24" w:space="1" w:color="auto"/>
+        </w:pBdr>
+        <w:rPr>
+          <w:lang w:val="en-US"/>
+        </w:rPr>
+      </w:pPr>
+    </w:p>
+    <w:p>
+      <w:pPr>
+        <w:pBdr>
+          <w:bottom w:val="dotted" w:sz="24" w:space="1" w:color="auto"/>
+        </w:pBdr>
+        <w:rPr>
+          <w:b/>
+          <w:bCs/>
+          <w:lang w:val="en-US"/>
+        </w:rPr>
+      </w:pPr>
+      <w:r>
+        <w:rPr>
+          <w:b/>
+          <w:bCs/>
+          <w:lang w:val="en-US"/>
+        </w:rPr>
+        <w:t>**********************************************************************************</w:t>
+      </w:r>
+    </w:p>
+    <w:p>
+      <w:pPr>
+        <w:pBdr>
+          <w:bottom w:val="dotted" w:sz="24" w:space="1" w:color="auto"/>
+        </w:pBdr>
+        <w:rPr>
+          <w:b/>
+          <w:bCs/>
+          <w:lang w:val="en-US"/>
+        </w:rPr>
+      </w:pPr>
+      <w:r>
+        <w:rPr>
+          <w:b/>
+          <w:bCs/>
+          <w:lang w:val="en-US"/>
+        </w:rPr>
+        <w:t xml:space="preserve">                                                                              </w:t>
+      </w:r>
+      <w:r>
+        <w:rPr>
+          <w:b/>
+          <w:bCs/>
+          <w:lang w:val="en-US"/>
+        </w:rPr>
+        <w:t>JAVA 8</w:t>
+      </w:r>
+    </w:p>
+    <w:p>
+      <w:pPr>
+        <w:pBdr>
+          <w:bottom w:val="dotted" w:sz="24" w:space="1" w:color="auto"/>
+        </w:pBdr>
+        <w:rPr>
+          <w:b/>
+          <w:bCs/>
+          <w:lang w:val="en-US"/>
+        </w:rPr>
+      </w:pPr>
+      <w:r>
+        <w:rPr>
+          <w:b/>
+          <w:bCs/>
+          <w:lang w:val="en-US"/>
+        </w:rPr>
+        <w:t>**********************************************************************************</w:t>
+      </w:r>
     </w:p>
     <w:p>
       <w:pPr>
@@ -707,9 +793,379 @@
         <w:pBdr>
           <w:bottom w:val="dotted" w:sz="24" w:space="1" w:color="auto"/>
         </w:pBdr>
-        <w:rPr>
-          <w:lang w:val="en-US"/>
-        </w:rPr>
+      </w:pPr>
+      <w:hyperlink r:id="rId10" w:history="1">
+        <w:r>
+          <w:rPr>
+            <w:rStyle w:val="Hyperlink"/>
+          </w:rPr>
+          <w:t xml:space="preserve">100 Java Streams Interview Questions with Solutions and Outputs | by Kunal </w:t>
+        </w:r>
+        <w:proofErr w:type="spellStart"/>
+        <w:r>
+          <w:rPr>
+            <w:rStyle w:val="Hyperlink"/>
+          </w:rPr>
+          <w:t>Bhangale</w:t>
+        </w:r>
+        <w:proofErr w:type="spellEnd"/>
+        <w:r>
+          <w:rPr>
+            <w:rStyle w:val="Hyperlink"/>
+          </w:rPr>
+          <w:t xml:space="preserve"> | Medium</w:t>
+        </w:r>
+      </w:hyperlink>
+    </w:p>
+    <w:p>
+      <w:pPr>
+        <w:pBdr>
+          <w:bottom w:val="dotted" w:sz="24" w:space="1" w:color="auto"/>
+        </w:pBdr>
+      </w:pPr>
+      <w:hyperlink r:id="rId11" w:history="1">
+        <w:r>
+          <w:rPr>
+            <w:rStyle w:val="Hyperlink"/>
+          </w:rPr>
+          <w:t xml:space="preserve">Java Stream API Coding Interview Questions and Answers | by Kunal </w:t>
+        </w:r>
+        <w:proofErr w:type="spellStart"/>
+        <w:r>
+          <w:rPr>
+            <w:rStyle w:val="Hyperlink"/>
+          </w:rPr>
+          <w:t>Bhangale</w:t>
+        </w:r>
+        <w:proofErr w:type="spellEnd"/>
+        <w:r>
+          <w:rPr>
+            <w:rStyle w:val="Hyperlink"/>
+          </w:rPr>
+          <w:t xml:space="preserve"> | Medium</w:t>
+        </w:r>
+      </w:hyperlink>
+    </w:p>
+    <w:p>
+      <w:pPr>
+        <w:pBdr>
+          <w:bottom w:val="dotted" w:sz="24" w:space="1" w:color="auto"/>
+        </w:pBdr>
+      </w:pPr>
+      <w:hyperlink r:id="rId12" w:history="1">
+        <w:r>
+          <w:rPr>
+            <w:rStyle w:val="Hyperlink"/>
+          </w:rPr>
+          <w:t>Java 8 Interview Sample Coding Questions</w:t>
+        </w:r>
+      </w:hyperlink>
+    </w:p>
+    <w:p>
+      <w:pPr>
+        <w:pBdr>
+          <w:bottom w:val="dotted" w:sz="24" w:space="1" w:color="auto"/>
+        </w:pBdr>
+      </w:pPr>
+      <w:hyperlink r:id="rId13" w:history="1">
+        <w:r>
+          <w:rPr>
+            <w:rStyle w:val="Hyperlink"/>
+          </w:rPr>
+          <w:t>Java Stream API Interview Questions with Solutions &amp; Complexity</w:t>
+        </w:r>
+      </w:hyperlink>
+    </w:p>
+    <w:p>
+      <w:pPr>
+        <w:pBdr>
+          <w:bottom w:val="dotted" w:sz="24" w:space="1" w:color="auto"/>
+        </w:pBdr>
+      </w:pPr>
+      <w:r>
+        <w:lastRenderedPageBreak/>
+        <w:t>Advance interview java programming practice</w:t>
+      </w:r>
+    </w:p>
+    <w:p>
+      <w:pPr>
+        <w:pBdr>
+          <w:bottom w:val="dotted" w:sz="24" w:space="1" w:color="auto"/>
+        </w:pBdr>
+      </w:pPr>
+      <w:r>
+        <w:t>-------------------------------------------------------------------------------------------------</w:t>
+      </w:r>
+    </w:p>
+    <w:p>
+      <w:pPr>
+        <w:pBdr>
+          <w:bottom w:val="dotted" w:sz="24" w:space="1" w:color="auto"/>
+        </w:pBdr>
+      </w:pPr>
+      <w:hyperlink r:id="rId14" w:history="1">
+        <w:proofErr w:type="spellStart"/>
+        <w:r>
+          <w:rPr>
+            <w:rStyle w:val="Hyperlink"/>
+          </w:rPr>
+          <w:t>Leetcode</w:t>
+        </w:r>
+        <w:proofErr w:type="spellEnd"/>
+        <w:r>
+          <w:rPr>
+            <w:rStyle w:val="Hyperlink"/>
+          </w:rPr>
+          <w:t xml:space="preserve"> All Problems with Python/Java/C++ solutions</w:t>
+        </w:r>
+      </w:hyperlink>
+    </w:p>
+    <w:p>
+      <w:pPr>
+        <w:pBdr>
+          <w:bottom w:val="dotted" w:sz="24" w:space="1" w:color="auto"/>
+        </w:pBdr>
+      </w:pPr>
+      <w:hyperlink r:id="rId15" w:history="1">
+        <w:r>
+          <w:rPr>
+            <w:rStyle w:val="Hyperlink"/>
+          </w:rPr>
+          <w:t xml:space="preserve">JAVA QUESTIONS 50 - </w:t>
+        </w:r>
+        <w:proofErr w:type="spellStart"/>
+        <w:r>
+          <w:rPr>
+            <w:rStyle w:val="Hyperlink"/>
+          </w:rPr>
+          <w:t>LeetCode</w:t>
+        </w:r>
+        <w:proofErr w:type="spellEnd"/>
+      </w:hyperlink>
+    </w:p>
+    <w:p>
+      <w:pPr>
+        <w:pBdr>
+          <w:bottom w:val="dotted" w:sz="24" w:space="1" w:color="auto"/>
+        </w:pBdr>
+      </w:pPr>
+      <w:hyperlink r:id="rId16" w:history="1">
+        <w:proofErr w:type="spellStart"/>
+        <w:r>
+          <w:rPr>
+            <w:rStyle w:val="Hyperlink"/>
+          </w:rPr>
+          <w:t>Leetcode</w:t>
+        </w:r>
+        <w:proofErr w:type="spellEnd"/>
+        <w:r>
+          <w:rPr>
+            <w:rStyle w:val="Hyperlink"/>
+          </w:rPr>
+          <w:t xml:space="preserve"> All problems solutions</w:t>
+        </w:r>
+      </w:hyperlink>
+    </w:p>
+    <w:p>
+      <w:pPr>
+        <w:pBdr>
+          <w:bottom w:val="dotted" w:sz="24" w:space="1" w:color="auto"/>
+        </w:pBdr>
+      </w:pPr>
+      <w:hyperlink r:id="rId17" w:history="1">
+        <w:r>
+          <w:rPr>
+            <w:rStyle w:val="Hyperlink"/>
+          </w:rPr>
+          <w:t>https://techannouncer.com/mastering-leetcode-java-essential-problems-and-solutions/</w:t>
+        </w:r>
+      </w:hyperlink>
+      <w:r>
+        <w:t xml:space="preserve"> </w:t>
+      </w:r>
+    </w:p>
+    <w:p>
+      <w:pPr>
+        <w:pBdr>
+          <w:bottom w:val="dotted" w:sz="24" w:space="1" w:color="auto"/>
+        </w:pBdr>
+      </w:pPr>
+      <w:hyperlink r:id="rId18" w:history="1">
+        <w:r>
+          <w:rPr>
+            <w:rStyle w:val="Hyperlink"/>
+          </w:rPr>
+          <w:t xml:space="preserve">LeetCode-in-Java | Java-based </w:t>
+        </w:r>
+        <w:proofErr w:type="spellStart"/>
+        <w:r>
+          <w:rPr>
+            <w:rStyle w:val="Hyperlink"/>
+          </w:rPr>
+          <w:t>LeetCode</w:t>
+        </w:r>
+        <w:proofErr w:type="spellEnd"/>
+        <w:r>
+          <w:rPr>
+            <w:rStyle w:val="Hyperlink"/>
+          </w:rPr>
+          <w:t xml:space="preserve"> algorithm problem solutions, regularly updated.</w:t>
+        </w:r>
+      </w:hyperlink>
+    </w:p>
+    <w:p>
+      <w:pPr>
+        <w:pBdr>
+          <w:bottom w:val="dotted" w:sz="24" w:space="1" w:color="auto"/>
+        </w:pBdr>
+      </w:pPr>
+      <w:r>
+        <w:rPr>
+          <w:noProof/>
+        </w:rPr>
+        <w:lastRenderedPageBreak/>
+        <w:drawing>
+          <wp:inline distT="0" distB="0" distL="0" distR="0" wp14:anchorId="0DA2EC0A" wp14:editId="632B067C">
+            <wp:extent cx="6200775" cy="9183268"/>
+            <wp:effectExtent l="0" t="0" r="0" b="0"/>
+            <wp:docPr id="1030447510" name="Picture 1"/>
+            <wp:cNvGraphicFramePr>
+              <a:graphicFrameLocks xmlns:a="http://schemas.openxmlformats.org/drawingml/2006/main" noChangeAspect="1"/>
+            </wp:cNvGraphicFramePr>
+            <a:graphic xmlns:a="http://schemas.openxmlformats.org/drawingml/2006/main">
+              <a:graphicData uri="http://schemas.openxmlformats.org/drawingml/2006/picture">
+                <pic:pic xmlns:pic="http://schemas.openxmlformats.org/drawingml/2006/picture">
+                  <pic:nvPicPr>
+                    <pic:cNvPr id="1030447510" name=""/>
+                    <pic:cNvPicPr/>
+                  </pic:nvPicPr>
+                  <pic:blipFill>
+                    <a:blip r:embed="rId19"/>
+                    <a:stretch>
+                      <a:fillRect/>
+                    </a:stretch>
+                  </pic:blipFill>
+                  <pic:spPr>
+                    <a:xfrm>
+                      <a:off x="0" y="0"/>
+                      <a:ext cx="6224994" cy="9219136"/>
+                    </a:xfrm>
+                    <a:prstGeom prst="rect">
+                      <a:avLst/>
+                    </a:prstGeom>
+                  </pic:spPr>
+                </pic:pic>
+              </a:graphicData>
+            </a:graphic>
+          </wp:inline>
+        </w:drawing>
+      </w:r>
+    </w:p>
+    <w:p>
+      <w:pPr>
+        <w:pBdr>
+          <w:bottom w:val="dotted" w:sz="24" w:space="1" w:color="auto"/>
+        </w:pBdr>
+      </w:pPr>
+      <w:r>
+        <w:lastRenderedPageBreak/>
+        <w:t>Think:</w:t>
+      </w:r>
+    </w:p>
+    <w:p>
+      <w:pPr>
+        <w:pBdr>
+          <w:bottom w:val="dotted" w:sz="24" w:space="1" w:color="auto"/>
+        </w:pBdr>
+        <w:rPr>
+          <w:lang w:val="en-US"/>
+        </w:rPr>
+      </w:pPr>
+      <w:r>
+        <w:rPr>
+          <w:lang w:val="en-US"/>
+        </w:rPr>
+        <w:t>List → Stream → Operations → Result</w:t>
+      </w:r>
+    </w:p>
+    <w:p>
+      <w:pPr>
+        <w:pBdr>
+          <w:bottom w:val="dotted" w:sz="24" w:space="1" w:color="auto"/>
+        </w:pBdr>
+        <w:rPr>
+          <w:b/>
+          <w:bCs/>
+          <w:lang w:val="en-US"/>
+        </w:rPr>
+      </w:pPr>
+      <w:r>
+        <w:rPr>
+          <w:rFonts w:ascii="Segoe UI Emoji" w:hAnsi="Segoe UI Emoji" w:cs="Segoe UI Emoji"/>
+          <w:b/>
+          <w:bCs/>
+          <w:lang w:val="en-US"/>
+        </w:rPr>
+        <w:t>🔹</w:t>
+      </w:r>
+      <w:r>
+        <w:rPr>
+          <w:b/>
+          <w:bCs/>
+          <w:lang w:val="en-US"/>
+        </w:rPr>
+        <w:t xml:space="preserve"> Step 3: Convert Integer → int</w:t>
+      </w:r>
+    </w:p>
+    <w:p>
+      <w:pPr>
+        <w:pBdr>
+          <w:bottom w:val="dotted" w:sz="24" w:space="1" w:color="auto"/>
+        </w:pBdr>
+        <w:rPr>
+          <w:lang w:val="en-US"/>
+        </w:rPr>
+      </w:pPr>
+      <w:r>
+        <w:rPr>
+          <w:lang w:val="en-US"/>
+        </w:rPr>
+        <w:t>.</w:t>
+      </w:r>
+      <w:proofErr w:type="spellStart"/>
+      <w:r>
+        <w:rPr>
+          <w:lang w:val="en-US"/>
+        </w:rPr>
+        <w:t>mapToInt</w:t>
+      </w:r>
+      <w:proofErr w:type="spellEnd"/>
+      <w:r>
+        <w:rPr>
+          <w:lang w:val="en-US"/>
+        </w:rPr>
+        <w:t>(Integer::</w:t>
+      </w:r>
+      <w:proofErr w:type="spellStart"/>
+      <w:r>
+        <w:rPr>
+          <w:lang w:val="en-US"/>
+        </w:rPr>
+        <w:t>intValue</w:t>
+      </w:r>
+      <w:proofErr w:type="spellEnd"/>
+      <w:r>
+        <w:rPr>
+          <w:lang w:val="en-US"/>
+        </w:rPr>
+        <w:t>)</w:t>
+      </w:r>
+    </w:p>
+    <w:p>
+      <w:pPr>
+        <w:pBdr>
+          <w:bottom w:val="dotted" w:sz="24" w:space="1" w:color="auto"/>
+        </w:pBdr>
       </w:pPr>
     </w:p>
     <w:p>
@@ -722,9 +1178,7 @@
           <w:lang w:val="en-US"/>
         </w:rPr>
       </w:pPr>
-    </w:p>
-    <w:p>
-      <w:pPr>
+      <w:r>
         <w:rPr>
           <w:b/>
           <w:bCs/>
@@ -732,10 +1186,10 @@
           <w:szCs w:val="28"/>
           <w:lang w:val="en-US"/>
         </w:rPr>
-      </w:pPr>
-    </w:p>
-    <w:p>
-      <w:pPr>
+        <w:t xml:space="preserve">Q: swapping of two number using map in stream </w:t>
+      </w:r>
+      <w:proofErr w:type="spellStart"/>
+      <w:r>
         <w:rPr>
           <w:b/>
           <w:bCs/>
@@ -743,8 +1197,509 @@
           <w:szCs w:val="28"/>
           <w:lang w:val="en-US"/>
         </w:rPr>
-      </w:pPr>
-      <w:r>
+        <w:t>api</w:t>
+      </w:r>
+      <w:proofErr w:type="spellEnd"/>
+    </w:p>
+    <w:p>
+      <w:pPr>
+        <w:rPr>
+          <w:sz w:val="16"/>
+          <w:szCs w:val="16"/>
+          <w:lang w:val="en-US"/>
+        </w:rPr>
+      </w:pPr>
+      <w:r>
+        <w:rPr>
+          <w:sz w:val="16"/>
+          <w:szCs w:val="16"/>
+          <w:lang w:val="en-US"/>
+        </w:rPr>
+        <w:t xml:space="preserve">public class </w:t>
+      </w:r>
+      <w:proofErr w:type="spellStart"/>
+      <w:r>
+        <w:rPr>
+          <w:sz w:val="16"/>
+          <w:szCs w:val="16"/>
+          <w:lang w:val="en-US"/>
+        </w:rPr>
+        <w:t>SwapValuesExample</w:t>
+      </w:r>
+      <w:proofErr w:type="spellEnd"/>
+      <w:r>
+        <w:rPr>
+          <w:sz w:val="16"/>
+          <w:szCs w:val="16"/>
+          <w:lang w:val="en-US"/>
+        </w:rPr>
+        <w:t xml:space="preserve"> {</w:t>
+      </w:r>
+    </w:p>
+    <w:p>
+      <w:pPr>
+        <w:rPr>
+          <w:sz w:val="16"/>
+          <w:szCs w:val="16"/>
+          <w:lang w:val="en-US"/>
+        </w:rPr>
+      </w:pPr>
+      <w:r>
+        <w:rPr>
+          <w:sz w:val="16"/>
+          <w:szCs w:val="16"/>
+          <w:lang w:val="en-US"/>
+        </w:rPr>
+        <w:t xml:space="preserve">    public static void main(String[] </w:t>
+      </w:r>
+      <w:proofErr w:type="spellStart"/>
+      <w:r>
+        <w:rPr>
+          <w:sz w:val="16"/>
+          <w:szCs w:val="16"/>
+          <w:lang w:val="en-US"/>
+        </w:rPr>
+        <w:t>args</w:t>
+      </w:r>
+      <w:proofErr w:type="spellEnd"/>
+      <w:r>
+        <w:rPr>
+          <w:sz w:val="16"/>
+          <w:szCs w:val="16"/>
+          <w:lang w:val="en-US"/>
+        </w:rPr>
+        <w:t>) {</w:t>
+      </w:r>
+    </w:p>
+    <w:p>
+      <w:pPr>
+        <w:rPr>
+          <w:sz w:val="16"/>
+          <w:szCs w:val="16"/>
+          <w:lang w:val="en-US"/>
+        </w:rPr>
+      </w:pPr>
+      <w:r>
+        <w:rPr>
+          <w:sz w:val="16"/>
+          <w:szCs w:val="16"/>
+          <w:lang w:val="en-US"/>
+        </w:rPr>
+        <w:t xml:space="preserve">        int a = 10, b = 20;</w:t>
+      </w:r>
+    </w:p>
+    <w:p>
+      <w:pPr>
+        <w:rPr>
+          <w:sz w:val="16"/>
+          <w:szCs w:val="16"/>
+          <w:lang w:val="en-US"/>
+        </w:rPr>
+      </w:pPr>
+      <w:r>
+        <w:rPr>
+          <w:sz w:val="16"/>
+          <w:szCs w:val="16"/>
+          <w:lang w:val="en-US"/>
+        </w:rPr>
+        <w:t xml:space="preserve">        // Using Stream API to swap values and store in a Map</w:t>
+      </w:r>
+    </w:p>
+    <w:p>
+      <w:pPr>
+        <w:rPr>
+          <w:sz w:val="16"/>
+          <w:szCs w:val="16"/>
+          <w:lang w:val="en-US"/>
+        </w:rPr>
+      </w:pPr>
+      <w:r>
+        <w:rPr>
+          <w:sz w:val="16"/>
+          <w:szCs w:val="16"/>
+          <w:lang w:val="en-US"/>
+        </w:rPr>
+        <w:t xml:space="preserve">        Map&lt;String, Integer&gt; result = new HashMap&lt;&gt;();</w:t>
+      </w:r>
+    </w:p>
+    <w:p>
+      <w:pPr>
+        <w:rPr>
+          <w:sz w:val="16"/>
+          <w:szCs w:val="16"/>
+          <w:lang w:val="en-US"/>
+        </w:rPr>
+      </w:pPr>
+      <w:r>
+        <w:rPr>
+          <w:sz w:val="16"/>
+          <w:szCs w:val="16"/>
+          <w:lang w:val="en-US"/>
+        </w:rPr>
+        <w:t xml:space="preserve">        </w:t>
+      </w:r>
+      <w:proofErr w:type="spellStart"/>
+      <w:r>
+        <w:rPr>
+          <w:sz w:val="16"/>
+          <w:szCs w:val="16"/>
+          <w:lang w:val="en-US"/>
+        </w:rPr>
+        <w:t>result.put</w:t>
+      </w:r>
+      <w:proofErr w:type="spellEnd"/>
+      <w:r>
+        <w:rPr>
+          <w:sz w:val="16"/>
+          <w:szCs w:val="16"/>
+          <w:lang w:val="en-US"/>
+        </w:rPr>
+        <w:t>("a", a);</w:t>
+      </w:r>
+    </w:p>
+    <w:p>
+      <w:pPr>
+        <w:rPr>
+          <w:sz w:val="16"/>
+          <w:szCs w:val="16"/>
+          <w:lang w:val="en-US"/>
+        </w:rPr>
+      </w:pPr>
+      <w:r>
+        <w:rPr>
+          <w:sz w:val="16"/>
+          <w:szCs w:val="16"/>
+          <w:lang w:val="en-US"/>
+        </w:rPr>
+        <w:t xml:space="preserve">        </w:t>
+      </w:r>
+      <w:proofErr w:type="spellStart"/>
+      <w:r>
+        <w:rPr>
+          <w:sz w:val="16"/>
+          <w:szCs w:val="16"/>
+          <w:lang w:val="en-US"/>
+        </w:rPr>
+        <w:t>result.put</w:t>
+      </w:r>
+      <w:proofErr w:type="spellEnd"/>
+      <w:r>
+        <w:rPr>
+          <w:sz w:val="16"/>
+          <w:szCs w:val="16"/>
+          <w:lang w:val="en-US"/>
+        </w:rPr>
+        <w:t>("b", b);</w:t>
+      </w:r>
+    </w:p>
+    <w:p>
+      <w:pPr>
+        <w:rPr>
+          <w:sz w:val="16"/>
+          <w:szCs w:val="16"/>
+          <w:lang w:val="en-US"/>
+        </w:rPr>
+      </w:pPr>
+      <w:r>
+        <w:rPr>
+          <w:sz w:val="16"/>
+          <w:szCs w:val="16"/>
+          <w:lang w:val="en-US"/>
+        </w:rPr>
+        <w:t xml:space="preserve">        result = </w:t>
+      </w:r>
+      <w:proofErr w:type="spellStart"/>
+      <w:r>
+        <w:rPr>
+          <w:sz w:val="16"/>
+          <w:szCs w:val="16"/>
+          <w:lang w:val="en-US"/>
+        </w:rPr>
+        <w:t>result.entrySet</w:t>
+      </w:r>
+      <w:proofErr w:type="spellEnd"/>
+      <w:r>
+        <w:rPr>
+          <w:sz w:val="16"/>
+          <w:szCs w:val="16"/>
+          <w:lang w:val="en-US"/>
+        </w:rPr>
+        <w:t>().stream()</w:t>
+      </w:r>
+    </w:p>
+    <w:p>
+      <w:pPr>
+        <w:rPr>
+          <w:sz w:val="16"/>
+          <w:szCs w:val="16"/>
+          <w:lang w:val="en-US"/>
+        </w:rPr>
+      </w:pPr>
+      <w:r>
+        <w:rPr>
+          <w:sz w:val="16"/>
+          <w:szCs w:val="16"/>
+          <w:lang w:val="en-US"/>
+        </w:rPr>
+        <w:t xml:space="preserve">                .collect(HashMap::new, (map, entry) -&gt; </w:t>
+      </w:r>
+      <w:proofErr w:type="spellStart"/>
+      <w:r>
+        <w:rPr>
+          <w:sz w:val="16"/>
+          <w:szCs w:val="16"/>
+          <w:lang w:val="en-US"/>
+        </w:rPr>
+        <w:t>map.put</w:t>
+      </w:r>
+      <w:proofErr w:type="spellEnd"/>
+      <w:r>
+        <w:rPr>
+          <w:sz w:val="16"/>
+          <w:szCs w:val="16"/>
+          <w:lang w:val="en-US"/>
+        </w:rPr>
+        <w:t>(</w:t>
+      </w:r>
+      <w:proofErr w:type="spellStart"/>
+      <w:r>
+        <w:rPr>
+          <w:sz w:val="16"/>
+          <w:szCs w:val="16"/>
+          <w:lang w:val="en-US"/>
+        </w:rPr>
+        <w:t>entry.getKey</w:t>
+      </w:r>
+      <w:proofErr w:type="spellEnd"/>
+      <w:r>
+        <w:rPr>
+          <w:sz w:val="16"/>
+          <w:szCs w:val="16"/>
+          <w:lang w:val="en-US"/>
+        </w:rPr>
+        <w:t xml:space="preserve">(), </w:t>
+      </w:r>
+      <w:proofErr w:type="spellStart"/>
+      <w:r>
+        <w:rPr>
+          <w:sz w:val="16"/>
+          <w:szCs w:val="16"/>
+          <w:lang w:val="en-US"/>
+        </w:rPr>
+        <w:t>entry.getKey</w:t>
+      </w:r>
+      <w:proofErr w:type="spellEnd"/>
+      <w:r>
+        <w:rPr>
+          <w:sz w:val="16"/>
+          <w:szCs w:val="16"/>
+          <w:lang w:val="en-US"/>
+        </w:rPr>
+        <w:t>().equals("a") ? b : a), Map::</w:t>
+      </w:r>
+      <w:proofErr w:type="spellStart"/>
+      <w:r>
+        <w:rPr>
+          <w:sz w:val="16"/>
+          <w:szCs w:val="16"/>
+          <w:lang w:val="en-US"/>
+        </w:rPr>
+        <w:t>putAll</w:t>
+      </w:r>
+      <w:proofErr w:type="spellEnd"/>
+      <w:r>
+        <w:rPr>
+          <w:sz w:val="16"/>
+          <w:szCs w:val="16"/>
+          <w:lang w:val="en-US"/>
+        </w:rPr>
+        <w:t>);</w:t>
+      </w:r>
+    </w:p>
+    <w:p>
+      <w:pPr>
+        <w:rPr>
+          <w:sz w:val="16"/>
+          <w:szCs w:val="16"/>
+          <w:lang w:val="en-US"/>
+        </w:rPr>
+      </w:pPr>
+      <w:r>
+        <w:rPr>
+          <w:sz w:val="16"/>
+          <w:szCs w:val="16"/>
+          <w:lang w:val="en-US"/>
+        </w:rPr>
+        <w:t xml:space="preserve">        </w:t>
+      </w:r>
+      <w:proofErr w:type="spellStart"/>
+      <w:r>
+        <w:rPr>
+          <w:sz w:val="16"/>
+          <w:szCs w:val="16"/>
+          <w:lang w:val="en-US"/>
+        </w:rPr>
+        <w:t>System.out.println</w:t>
+      </w:r>
+      <w:proofErr w:type="spellEnd"/>
+      <w:r>
+        <w:rPr>
+          <w:sz w:val="16"/>
+          <w:szCs w:val="16"/>
+          <w:lang w:val="en-US"/>
+        </w:rPr>
+        <w:t>("After swapping using Stream API:");</w:t>
+      </w:r>
+    </w:p>
+    <w:p>
+      <w:pPr>
+        <w:rPr>
+          <w:sz w:val="16"/>
+          <w:szCs w:val="16"/>
+          <w:lang w:val="en-US"/>
+        </w:rPr>
+      </w:pPr>
+      <w:r>
+        <w:rPr>
+          <w:sz w:val="16"/>
+          <w:szCs w:val="16"/>
+          <w:lang w:val="en-US"/>
+        </w:rPr>
+        <w:t xml:space="preserve">        </w:t>
+      </w:r>
+      <w:proofErr w:type="spellStart"/>
+      <w:r>
+        <w:rPr>
+          <w:sz w:val="16"/>
+          <w:szCs w:val="16"/>
+          <w:lang w:val="en-US"/>
+        </w:rPr>
+        <w:t>System.out.println</w:t>
+      </w:r>
+      <w:proofErr w:type="spellEnd"/>
+      <w:r>
+        <w:rPr>
+          <w:sz w:val="16"/>
+          <w:szCs w:val="16"/>
+          <w:lang w:val="en-US"/>
+        </w:rPr>
+        <w:t xml:space="preserve">("a = " + </w:t>
+      </w:r>
+      <w:proofErr w:type="spellStart"/>
+      <w:r>
+        <w:rPr>
+          <w:sz w:val="16"/>
+          <w:szCs w:val="16"/>
+          <w:lang w:val="en-US"/>
+        </w:rPr>
+        <w:t>result.get</w:t>
+      </w:r>
+      <w:proofErr w:type="spellEnd"/>
+      <w:r>
+        <w:rPr>
+          <w:sz w:val="16"/>
+          <w:szCs w:val="16"/>
+          <w:lang w:val="en-US"/>
+        </w:rPr>
+        <w:t>("a"));</w:t>
+      </w:r>
+    </w:p>
+    <w:p>
+      <w:pPr>
+        <w:rPr>
+          <w:sz w:val="16"/>
+          <w:szCs w:val="16"/>
+          <w:lang w:val="en-US"/>
+        </w:rPr>
+      </w:pPr>
+      <w:r>
+        <w:rPr>
+          <w:sz w:val="16"/>
+          <w:szCs w:val="16"/>
+          <w:lang w:val="en-US"/>
+        </w:rPr>
+        <w:t xml:space="preserve">        </w:t>
+      </w:r>
+      <w:proofErr w:type="spellStart"/>
+      <w:r>
+        <w:rPr>
+          <w:sz w:val="16"/>
+          <w:szCs w:val="16"/>
+          <w:lang w:val="en-US"/>
+        </w:rPr>
+        <w:t>System.out.println</w:t>
+      </w:r>
+      <w:proofErr w:type="spellEnd"/>
+      <w:r>
+        <w:rPr>
+          <w:sz w:val="16"/>
+          <w:szCs w:val="16"/>
+          <w:lang w:val="en-US"/>
+        </w:rPr>
+        <w:t xml:space="preserve">("b = " + </w:t>
+      </w:r>
+      <w:proofErr w:type="spellStart"/>
+      <w:r>
+        <w:rPr>
+          <w:sz w:val="16"/>
+          <w:szCs w:val="16"/>
+          <w:lang w:val="en-US"/>
+        </w:rPr>
+        <w:t>result.get</w:t>
+      </w:r>
+      <w:proofErr w:type="spellEnd"/>
+      <w:r>
+        <w:rPr>
+          <w:sz w:val="16"/>
+          <w:szCs w:val="16"/>
+          <w:lang w:val="en-US"/>
+        </w:rPr>
+        <w:t>("b"));</w:t>
+      </w:r>
+    </w:p>
+    <w:p>
+      <w:pPr>
+        <w:rPr>
+          <w:sz w:val="16"/>
+          <w:szCs w:val="16"/>
+          <w:lang w:val="en-US"/>
+        </w:rPr>
+      </w:pPr>
+      <w:r>
+        <w:rPr>
+          <w:sz w:val="16"/>
+          <w:szCs w:val="16"/>
+          <w:lang w:val="en-US"/>
+        </w:rPr>
+        <w:t xml:space="preserve">    }</w:t>
+      </w:r>
+    </w:p>
+    <w:p>
+      <w:pPr>
+        <w:rPr>
+          <w:sz w:val="16"/>
+          <w:szCs w:val="16"/>
+          <w:lang w:val="en-US"/>
+        </w:rPr>
+      </w:pPr>
+      <w:r>
+        <w:rPr>
+          <w:sz w:val="16"/>
+          <w:szCs w:val="16"/>
+          <w:lang w:val="en-US"/>
+        </w:rPr>
+        <w:t>}</w:t>
+      </w:r>
+    </w:p>
+    <w:p>
+      <w:pPr>
+        <w:rPr>
+          <w:lang w:val="en-US"/>
+        </w:rPr>
+      </w:pPr>
+    </w:p>
+    <w:p>
+      <w:pPr>
         <w:rPr>
           <w:b/>
           <w:bCs/>
@@ -752,9 +1707,7 @@
           <w:szCs w:val="28"/>
           <w:lang w:val="en-US"/>
         </w:rPr>
-        <w:t xml:space="preserve">Q: swapping of two number using map in stream </w:t>
-      </w:r>
-      <w:proofErr w:type="spellStart"/>
+      </w:pPr>
       <w:r>
         <w:rPr>
           <w:b/>
@@ -763,626 +1716,10 @@
           <w:szCs w:val="28"/>
           <w:lang w:val="en-US"/>
         </w:rPr>
-        <w:t>api</w:t>
-      </w:r>
-      <w:proofErr w:type="spellEnd"/>
-    </w:p>
-    <w:p>
-      <w:pPr>
-        <w:rPr>
-          <w:sz w:val="16"/>
-          <w:szCs w:val="16"/>
-          <w:lang w:val="en-US"/>
-        </w:rPr>
-      </w:pPr>
-      <w:r>
-        <w:rPr>
-          <w:sz w:val="16"/>
-          <w:szCs w:val="16"/>
-          <w:lang w:val="en-US"/>
-        </w:rPr>
-        <w:t xml:space="preserve">public class </w:t>
-      </w:r>
-      <w:proofErr w:type="spellStart"/>
-      <w:r>
-        <w:rPr>
-          <w:sz w:val="16"/>
-          <w:szCs w:val="16"/>
-          <w:lang w:val="en-US"/>
-        </w:rPr>
-        <w:t>SwapValuesExample</w:t>
-      </w:r>
-      <w:proofErr w:type="spellEnd"/>
-      <w:r>
-        <w:rPr>
-          <w:sz w:val="16"/>
-          <w:szCs w:val="16"/>
-          <w:lang w:val="en-US"/>
-        </w:rPr>
-        <w:t xml:space="preserve"> {</w:t>
-      </w:r>
-    </w:p>
-    <w:p>
-      <w:pPr>
-        <w:rPr>
-          <w:sz w:val="16"/>
-          <w:szCs w:val="16"/>
-          <w:lang w:val="en-US"/>
-        </w:rPr>
-      </w:pPr>
-      <w:r>
-        <w:rPr>
-          <w:sz w:val="16"/>
-          <w:szCs w:val="16"/>
-          <w:lang w:val="en-US"/>
-        </w:rPr>
-        <w:t xml:space="preserve">    public static void </w:t>
-      </w:r>
-      <w:proofErr w:type="gramStart"/>
-      <w:r>
-        <w:rPr>
-          <w:sz w:val="16"/>
-          <w:szCs w:val="16"/>
-          <w:lang w:val="en-US"/>
-        </w:rPr>
-        <w:t>main(</w:t>
-      </w:r>
-      <w:proofErr w:type="gramEnd"/>
-      <w:r>
-        <w:rPr>
-          <w:sz w:val="16"/>
-          <w:szCs w:val="16"/>
-          <w:lang w:val="en-US"/>
-        </w:rPr>
-        <w:t xml:space="preserve">String[] </w:t>
-      </w:r>
-      <w:proofErr w:type="spellStart"/>
-      <w:r>
-        <w:rPr>
-          <w:sz w:val="16"/>
-          <w:szCs w:val="16"/>
-          <w:lang w:val="en-US"/>
-        </w:rPr>
-        <w:t>args</w:t>
-      </w:r>
-      <w:proofErr w:type="spellEnd"/>
-      <w:r>
-        <w:rPr>
-          <w:sz w:val="16"/>
-          <w:szCs w:val="16"/>
-          <w:lang w:val="en-US"/>
-        </w:rPr>
-        <w:t>) {</w:t>
-      </w:r>
-    </w:p>
-    <w:p>
-      <w:pPr>
-        <w:rPr>
-          <w:sz w:val="16"/>
-          <w:szCs w:val="16"/>
-          <w:lang w:val="en-US"/>
-        </w:rPr>
-      </w:pPr>
-      <w:r>
-        <w:rPr>
-          <w:sz w:val="16"/>
-          <w:szCs w:val="16"/>
-          <w:lang w:val="en-US"/>
-        </w:rPr>
-        <w:t xml:space="preserve">        int a = 10, b = </w:t>
-      </w:r>
-      <w:proofErr w:type="gramStart"/>
-      <w:r>
-        <w:rPr>
-          <w:sz w:val="16"/>
-          <w:szCs w:val="16"/>
-          <w:lang w:val="en-US"/>
-        </w:rPr>
-        <w:t>20;</w:t>
-      </w:r>
-      <w:proofErr w:type="gramEnd"/>
-    </w:p>
-    <w:p>
-      <w:pPr>
-        <w:rPr>
-          <w:sz w:val="16"/>
-          <w:szCs w:val="16"/>
-          <w:lang w:val="en-US"/>
-        </w:rPr>
-      </w:pPr>
-      <w:r>
-        <w:rPr>
-          <w:sz w:val="16"/>
-          <w:szCs w:val="16"/>
-          <w:lang w:val="en-US"/>
-        </w:rPr>
-        <w:t xml:space="preserve">        // Using Stream API to swap values and store in a Map</w:t>
-      </w:r>
-    </w:p>
-    <w:p>
-      <w:pPr>
-        <w:rPr>
-          <w:sz w:val="16"/>
-          <w:szCs w:val="16"/>
-          <w:lang w:val="en-US"/>
-        </w:rPr>
-      </w:pPr>
-      <w:r>
-        <w:rPr>
-          <w:sz w:val="16"/>
-          <w:szCs w:val="16"/>
-          <w:lang w:val="en-US"/>
-        </w:rPr>
-        <w:t xml:space="preserve">        Map&lt;String, Integer&gt; result = new HashMap&lt;</w:t>
-      </w:r>
-      <w:proofErr w:type="gramStart"/>
-      <w:r>
-        <w:rPr>
-          <w:sz w:val="16"/>
-          <w:szCs w:val="16"/>
-          <w:lang w:val="en-US"/>
-        </w:rPr>
-        <w:t>&gt;(</w:t>
-      </w:r>
-      <w:proofErr w:type="gramEnd"/>
-      <w:r>
-        <w:rPr>
-          <w:sz w:val="16"/>
-          <w:szCs w:val="16"/>
-          <w:lang w:val="en-US"/>
-        </w:rPr>
-        <w:t>);</w:t>
-      </w:r>
-    </w:p>
-    <w:p>
-      <w:pPr>
-        <w:rPr>
-          <w:sz w:val="16"/>
-          <w:szCs w:val="16"/>
-          <w:lang w:val="en-US"/>
-        </w:rPr>
-      </w:pPr>
-      <w:r>
-        <w:rPr>
-          <w:sz w:val="16"/>
-          <w:szCs w:val="16"/>
-          <w:lang w:val="en-US"/>
-        </w:rPr>
-        <w:lastRenderedPageBreak/>
-        <w:t xml:space="preserve">        </w:t>
-      </w:r>
-      <w:proofErr w:type="spellStart"/>
-      <w:proofErr w:type="gramStart"/>
-      <w:r>
-        <w:rPr>
-          <w:sz w:val="16"/>
-          <w:szCs w:val="16"/>
-          <w:lang w:val="en-US"/>
-        </w:rPr>
-        <w:t>result.put</w:t>
-      </w:r>
-      <w:proofErr w:type="spellEnd"/>
-      <w:r>
-        <w:rPr>
-          <w:sz w:val="16"/>
-          <w:szCs w:val="16"/>
-          <w:lang w:val="en-US"/>
-        </w:rPr>
-        <w:t>(</w:t>
-      </w:r>
-      <w:proofErr w:type="gramEnd"/>
-      <w:r>
-        <w:rPr>
-          <w:sz w:val="16"/>
-          <w:szCs w:val="16"/>
-          <w:lang w:val="en-US"/>
-        </w:rPr>
-        <w:t>"a", a);</w:t>
-      </w:r>
-    </w:p>
-    <w:p>
-      <w:pPr>
-        <w:rPr>
-          <w:sz w:val="16"/>
-          <w:szCs w:val="16"/>
-          <w:lang w:val="en-US"/>
-        </w:rPr>
-      </w:pPr>
-      <w:r>
-        <w:rPr>
-          <w:sz w:val="16"/>
-          <w:szCs w:val="16"/>
-          <w:lang w:val="en-US"/>
-        </w:rPr>
-        <w:t xml:space="preserve">        </w:t>
-      </w:r>
-      <w:proofErr w:type="spellStart"/>
-      <w:proofErr w:type="gramStart"/>
-      <w:r>
-        <w:rPr>
-          <w:sz w:val="16"/>
-          <w:szCs w:val="16"/>
-          <w:lang w:val="en-US"/>
-        </w:rPr>
-        <w:t>result.put</w:t>
-      </w:r>
-      <w:proofErr w:type="spellEnd"/>
-      <w:r>
-        <w:rPr>
-          <w:sz w:val="16"/>
-          <w:szCs w:val="16"/>
-          <w:lang w:val="en-US"/>
-        </w:rPr>
-        <w:t>(</w:t>
-      </w:r>
-      <w:proofErr w:type="gramEnd"/>
-      <w:r>
-        <w:rPr>
-          <w:sz w:val="16"/>
-          <w:szCs w:val="16"/>
-          <w:lang w:val="en-US"/>
-        </w:rPr>
-        <w:t>"b", b);</w:t>
-      </w:r>
-    </w:p>
-    <w:p>
-      <w:pPr>
-        <w:rPr>
-          <w:sz w:val="16"/>
-          <w:szCs w:val="16"/>
-          <w:lang w:val="en-US"/>
-        </w:rPr>
-      </w:pPr>
-      <w:r>
-        <w:rPr>
-          <w:sz w:val="16"/>
-          <w:szCs w:val="16"/>
-          <w:lang w:val="en-US"/>
-        </w:rPr>
-        <w:t xml:space="preserve">        result = </w:t>
-      </w:r>
-      <w:proofErr w:type="spellStart"/>
-      <w:proofErr w:type="gramStart"/>
-      <w:r>
-        <w:rPr>
-          <w:sz w:val="16"/>
-          <w:szCs w:val="16"/>
-          <w:lang w:val="en-US"/>
-        </w:rPr>
-        <w:t>result.entrySet</w:t>
-      </w:r>
-      <w:proofErr w:type="spellEnd"/>
-      <w:proofErr w:type="gramEnd"/>
-      <w:r>
-        <w:rPr>
-          <w:sz w:val="16"/>
-          <w:szCs w:val="16"/>
-          <w:lang w:val="en-US"/>
-        </w:rPr>
-        <w:t>().stream()</w:t>
-      </w:r>
-    </w:p>
-    <w:p>
-      <w:pPr>
-        <w:rPr>
-          <w:sz w:val="16"/>
-          <w:szCs w:val="16"/>
-          <w:lang w:val="en-US"/>
-        </w:rPr>
-      </w:pPr>
-      <w:r>
-        <w:rPr>
-          <w:sz w:val="16"/>
-          <w:szCs w:val="16"/>
-          <w:lang w:val="en-US"/>
-        </w:rPr>
-        <w:t xml:space="preserve">                </w:t>
-      </w:r>
-      <w:proofErr w:type="gramStart"/>
-      <w:r>
-        <w:rPr>
-          <w:sz w:val="16"/>
-          <w:szCs w:val="16"/>
-          <w:lang w:val="en-US"/>
-        </w:rPr>
-        <w:t>.collect</w:t>
-      </w:r>
-      <w:proofErr w:type="gramEnd"/>
-      <w:r>
-        <w:rPr>
-          <w:sz w:val="16"/>
-          <w:szCs w:val="16"/>
-          <w:lang w:val="en-US"/>
-        </w:rPr>
-        <w:t xml:space="preserve">(HashMap::new, (map, entry) -&gt; </w:t>
-      </w:r>
-      <w:proofErr w:type="spellStart"/>
-      <w:r>
-        <w:rPr>
-          <w:sz w:val="16"/>
-          <w:szCs w:val="16"/>
-          <w:lang w:val="en-US"/>
-        </w:rPr>
-        <w:t>map.put</w:t>
-      </w:r>
-      <w:proofErr w:type="spellEnd"/>
-      <w:r>
-        <w:rPr>
-          <w:sz w:val="16"/>
-          <w:szCs w:val="16"/>
-          <w:lang w:val="en-US"/>
-        </w:rPr>
-        <w:t>(</w:t>
-      </w:r>
-      <w:proofErr w:type="spellStart"/>
-      <w:r>
-        <w:rPr>
-          <w:sz w:val="16"/>
-          <w:szCs w:val="16"/>
-          <w:lang w:val="en-US"/>
-        </w:rPr>
-        <w:t>entry.getKey</w:t>
-      </w:r>
-      <w:proofErr w:type="spellEnd"/>
-      <w:r>
-        <w:rPr>
-          <w:sz w:val="16"/>
-          <w:szCs w:val="16"/>
-          <w:lang w:val="en-US"/>
-        </w:rPr>
-        <w:t xml:space="preserve">(), </w:t>
-      </w:r>
-      <w:proofErr w:type="spellStart"/>
-      <w:r>
-        <w:rPr>
-          <w:sz w:val="16"/>
-          <w:szCs w:val="16"/>
-          <w:lang w:val="en-US"/>
-        </w:rPr>
-        <w:t>entry.getKey</w:t>
-      </w:r>
-      <w:proofErr w:type="spellEnd"/>
-      <w:r>
-        <w:rPr>
-          <w:sz w:val="16"/>
-          <w:szCs w:val="16"/>
-          <w:lang w:val="en-US"/>
-        </w:rPr>
-        <w:t>().equals("a") ? b : a), Map::</w:t>
-      </w:r>
-      <w:proofErr w:type="spellStart"/>
-      <w:r>
-        <w:rPr>
-          <w:sz w:val="16"/>
-          <w:szCs w:val="16"/>
-          <w:lang w:val="en-US"/>
-        </w:rPr>
-        <w:t>putAll</w:t>
-      </w:r>
-      <w:proofErr w:type="spellEnd"/>
-      <w:r>
-        <w:rPr>
-          <w:sz w:val="16"/>
-          <w:szCs w:val="16"/>
-          <w:lang w:val="en-US"/>
-        </w:rPr>
-        <w:t>);</w:t>
-      </w:r>
-    </w:p>
-    <w:p>
-      <w:pPr>
-        <w:rPr>
-          <w:sz w:val="16"/>
-          <w:szCs w:val="16"/>
-          <w:lang w:val="en-US"/>
-        </w:rPr>
-      </w:pPr>
-      <w:r>
-        <w:rPr>
-          <w:sz w:val="16"/>
-          <w:szCs w:val="16"/>
-          <w:lang w:val="en-US"/>
-        </w:rPr>
-        <w:t xml:space="preserve">        </w:t>
-      </w:r>
-      <w:proofErr w:type="spellStart"/>
-      <w:r>
-        <w:rPr>
-          <w:sz w:val="16"/>
-          <w:szCs w:val="16"/>
-          <w:lang w:val="en-US"/>
-        </w:rPr>
-        <w:t>System.out.println</w:t>
-      </w:r>
-      <w:proofErr w:type="spellEnd"/>
-      <w:r>
-        <w:rPr>
-          <w:sz w:val="16"/>
-          <w:szCs w:val="16"/>
-          <w:lang w:val="en-US"/>
-        </w:rPr>
-        <w:t>("After swapping using Stream API:"</w:t>
-      </w:r>
-      <w:proofErr w:type="gramStart"/>
-      <w:r>
-        <w:rPr>
-          <w:sz w:val="16"/>
-          <w:szCs w:val="16"/>
-          <w:lang w:val="en-US"/>
-        </w:rPr>
-        <w:t>);</w:t>
-      </w:r>
-      <w:proofErr w:type="gramEnd"/>
-    </w:p>
-    <w:p>
-      <w:pPr>
-        <w:rPr>
-          <w:sz w:val="16"/>
-          <w:szCs w:val="16"/>
-          <w:lang w:val="en-US"/>
-        </w:rPr>
-      </w:pPr>
-      <w:r>
-        <w:rPr>
-          <w:sz w:val="16"/>
-          <w:szCs w:val="16"/>
-          <w:lang w:val="en-US"/>
-        </w:rPr>
-        <w:t xml:space="preserve">        </w:t>
-      </w:r>
-      <w:proofErr w:type="spellStart"/>
-      <w:r>
-        <w:rPr>
-          <w:sz w:val="16"/>
-          <w:szCs w:val="16"/>
-          <w:lang w:val="en-US"/>
-        </w:rPr>
-        <w:t>System.out.println</w:t>
-      </w:r>
-      <w:proofErr w:type="spellEnd"/>
-      <w:r>
-        <w:rPr>
-          <w:sz w:val="16"/>
-          <w:szCs w:val="16"/>
-          <w:lang w:val="en-US"/>
-        </w:rPr>
-        <w:t xml:space="preserve">("a = " + </w:t>
-      </w:r>
-      <w:proofErr w:type="spellStart"/>
-      <w:r>
-        <w:rPr>
-          <w:sz w:val="16"/>
-          <w:szCs w:val="16"/>
-          <w:lang w:val="en-US"/>
-        </w:rPr>
-        <w:t>result.get</w:t>
-      </w:r>
-      <w:proofErr w:type="spellEnd"/>
-      <w:r>
-        <w:rPr>
-          <w:sz w:val="16"/>
-          <w:szCs w:val="16"/>
-          <w:lang w:val="en-US"/>
-        </w:rPr>
-        <w:t>("a")</w:t>
-      </w:r>
-      <w:proofErr w:type="gramStart"/>
-      <w:r>
-        <w:rPr>
-          <w:sz w:val="16"/>
-          <w:szCs w:val="16"/>
-          <w:lang w:val="en-US"/>
-        </w:rPr>
-        <w:t>);</w:t>
-      </w:r>
-      <w:proofErr w:type="gramEnd"/>
-    </w:p>
-    <w:p>
-      <w:pPr>
-        <w:rPr>
-          <w:sz w:val="16"/>
-          <w:szCs w:val="16"/>
-          <w:lang w:val="en-US"/>
-        </w:rPr>
-      </w:pPr>
-      <w:r>
-        <w:rPr>
-          <w:sz w:val="16"/>
-          <w:szCs w:val="16"/>
-          <w:lang w:val="en-US"/>
-        </w:rPr>
-        <w:t xml:space="preserve">        </w:t>
-      </w:r>
-      <w:proofErr w:type="spellStart"/>
-      <w:r>
-        <w:rPr>
-          <w:sz w:val="16"/>
-          <w:szCs w:val="16"/>
-          <w:lang w:val="en-US"/>
-        </w:rPr>
-        <w:t>System.out.println</w:t>
-      </w:r>
-      <w:proofErr w:type="spellEnd"/>
-      <w:r>
-        <w:rPr>
-          <w:sz w:val="16"/>
-          <w:szCs w:val="16"/>
-          <w:lang w:val="en-US"/>
-        </w:rPr>
-        <w:t xml:space="preserve">("b = " + </w:t>
-      </w:r>
-      <w:proofErr w:type="spellStart"/>
-      <w:r>
-        <w:rPr>
-          <w:sz w:val="16"/>
-          <w:szCs w:val="16"/>
-          <w:lang w:val="en-US"/>
-        </w:rPr>
-        <w:t>result.get</w:t>
-      </w:r>
-      <w:proofErr w:type="spellEnd"/>
-      <w:r>
-        <w:rPr>
-          <w:sz w:val="16"/>
-          <w:szCs w:val="16"/>
-          <w:lang w:val="en-US"/>
-        </w:rPr>
-        <w:t>("b")</w:t>
-      </w:r>
-      <w:proofErr w:type="gramStart"/>
-      <w:r>
-        <w:rPr>
-          <w:sz w:val="16"/>
-          <w:szCs w:val="16"/>
-          <w:lang w:val="en-US"/>
-        </w:rPr>
-        <w:t>);</w:t>
-      </w:r>
-      <w:proofErr w:type="gramEnd"/>
-    </w:p>
-    <w:p>
-      <w:pPr>
-        <w:rPr>
-          <w:sz w:val="16"/>
-          <w:szCs w:val="16"/>
-          <w:lang w:val="en-US"/>
-        </w:rPr>
-      </w:pPr>
-      <w:r>
-        <w:rPr>
-          <w:sz w:val="16"/>
-          <w:szCs w:val="16"/>
-          <w:lang w:val="en-US"/>
-        </w:rPr>
-        <w:t xml:space="preserve">    }</w:t>
-      </w:r>
-    </w:p>
-    <w:p>
-      <w:pPr>
-        <w:rPr>
-          <w:sz w:val="16"/>
-          <w:szCs w:val="16"/>
-          <w:lang w:val="en-US"/>
-        </w:rPr>
-      </w:pPr>
-      <w:r>
-        <w:rPr>
-          <w:sz w:val="16"/>
-          <w:szCs w:val="16"/>
-          <w:lang w:val="en-US"/>
-        </w:rPr>
-        <w:t>}</w:t>
-      </w:r>
-    </w:p>
-    <w:p>
-      <w:pPr>
-        <w:rPr>
-          <w:lang w:val="en-US"/>
-        </w:rPr>
-      </w:pPr>
-    </w:p>
-    <w:p>
-      <w:pPr>
+        <w:t xml:space="preserve">Q: swapping of two number using map in stream </w:t>
+      </w:r>
+      <w:proofErr w:type="spellStart"/>
+      <w:r>
         <w:rPr>
           <w:b/>
           <w:bCs/>
@@ -1390,26 +1727,6 @@
           <w:szCs w:val="28"/>
           <w:lang w:val="en-US"/>
         </w:rPr>
-      </w:pPr>
-      <w:r>
-        <w:rPr>
-          <w:b/>
-          <w:bCs/>
-          <w:sz w:val="28"/>
-          <w:szCs w:val="28"/>
-          <w:lang w:val="en-US"/>
-        </w:rPr>
-        <w:t xml:space="preserve">Q: swapping of two number using map in stream </w:t>
-      </w:r>
-      <w:proofErr w:type="spellStart"/>
-      <w:r>
-        <w:rPr>
-          <w:b/>
-          <w:bCs/>
-          <w:sz w:val="28"/>
-          <w:szCs w:val="28"/>
-          <w:lang w:val="en-US"/>
-        </w:rPr>
         <w:t>api</w:t>
       </w:r>
       <w:proofErr w:type="spellEnd"/>
@@ -1463,25 +1780,7 @@
           <w:szCs w:val="12"/>
           <w:lang w:val="en-US"/>
         </w:rPr>
-        <w:t xml:space="preserve">    public static void </w:t>
-      </w:r>
-      <w:proofErr w:type="gramStart"/>
-      <w:r>
-        <w:rPr>
-          <w:sz w:val="12"/>
-          <w:szCs w:val="12"/>
-          <w:lang w:val="en-US"/>
-        </w:rPr>
-        <w:t>main(</w:t>
-      </w:r>
-      <w:proofErr w:type="gramEnd"/>
-      <w:r>
-        <w:rPr>
-          <w:sz w:val="12"/>
-          <w:szCs w:val="12"/>
-          <w:lang w:val="en-US"/>
-        </w:rPr>
-        <w:t xml:space="preserve">String[] </w:t>
+        <w:t xml:space="preserve">    public static void main(String[] </w:t>
       </w:r>
       <w:proofErr w:type="spellStart"/>
       <w:r>
@@ -1516,45 +1815,25 @@
           <w:szCs w:val="12"/>
           <w:lang w:val="en-US"/>
         </w:rPr>
-        <w:t xml:space="preserve">        int a = </w:t>
-      </w:r>
-      <w:proofErr w:type="gramStart"/>
-      <w:r>
-        <w:rPr>
-          <w:sz w:val="12"/>
-          <w:szCs w:val="12"/>
-          <w:lang w:val="en-US"/>
-        </w:rPr>
-        <w:t>10;</w:t>
-      </w:r>
-      <w:proofErr w:type="gramEnd"/>
-    </w:p>
-    <w:p>
-      <w:pPr>
-        <w:rPr>
-          <w:sz w:val="12"/>
-          <w:szCs w:val="12"/>
-          <w:lang w:val="en-US"/>
-        </w:rPr>
-      </w:pPr>
-      <w:r>
-        <w:rPr>
-          <w:sz w:val="12"/>
-          <w:szCs w:val="12"/>
-          <w:lang w:val="en-US"/>
-        </w:rPr>
-        <w:t xml:space="preserve">        int b = </w:t>
-      </w:r>
-      <w:proofErr w:type="gramStart"/>
-      <w:r>
-        <w:rPr>
-          <w:sz w:val="12"/>
-          <w:szCs w:val="12"/>
-          <w:lang w:val="en-US"/>
-        </w:rPr>
-        <w:t>20;</w:t>
-      </w:r>
-      <w:proofErr w:type="gramEnd"/>
+        <w:t xml:space="preserve">        int a = 10;</w:t>
+      </w:r>
+    </w:p>
+    <w:p>
+      <w:pPr>
+        <w:rPr>
+          <w:sz w:val="12"/>
+          <w:szCs w:val="12"/>
+          <w:lang w:val="en-US"/>
+        </w:rPr>
+      </w:pPr>
+      <w:r>
+        <w:rPr>
+          <w:sz w:val="12"/>
+          <w:szCs w:val="12"/>
+          <w:lang w:val="en-US"/>
+        </w:rPr>
+        <w:t xml:space="preserve">        int b = 20;</w:t>
+      </w:r>
     </w:p>
     <w:p>
       <w:pPr>
@@ -1588,18 +1867,131 @@
           <w:szCs w:val="12"/>
           <w:lang w:val="en-US"/>
         </w:rPr>
-        <w:t>("Before swapping: a = " + a + ", b = " + b</w:t>
-      </w:r>
-      <w:proofErr w:type="gramStart"/>
-      <w:r>
-        <w:rPr>
-          <w:sz w:val="12"/>
-          <w:szCs w:val="12"/>
-          <w:lang w:val="en-US"/>
-        </w:rPr>
-        <w:t>);</w:t>
-      </w:r>
-      <w:proofErr w:type="gramEnd"/>
+        <w:t>("Before swapping: a = " + a + ", b = " + b);</w:t>
+      </w:r>
+    </w:p>
+    <w:p>
+      <w:pPr>
+        <w:rPr>
+          <w:sz w:val="12"/>
+          <w:szCs w:val="12"/>
+          <w:lang w:val="en-US"/>
+        </w:rPr>
+      </w:pPr>
+      <w:r>
+        <w:rPr>
+          <w:sz w:val="12"/>
+          <w:szCs w:val="12"/>
+          <w:lang w:val="en-US"/>
+        </w:rPr>
+        <w:t xml:space="preserve">        int[] result = </w:t>
+      </w:r>
+      <w:proofErr w:type="spellStart"/>
+      <w:r>
+        <w:rPr>
+          <w:sz w:val="12"/>
+          <w:szCs w:val="12"/>
+          <w:lang w:val="en-US"/>
+        </w:rPr>
+        <w:t>IntStream.range</w:t>
+      </w:r>
+      <w:proofErr w:type="spellEnd"/>
+      <w:r>
+        <w:rPr>
+          <w:sz w:val="12"/>
+          <w:szCs w:val="12"/>
+          <w:lang w:val="en-US"/>
+        </w:rPr>
+        <w:t>(0, 2).map(</w:t>
+      </w:r>
+      <w:proofErr w:type="spellStart"/>
+      <w:r>
+        <w:rPr>
+          <w:sz w:val="12"/>
+          <w:szCs w:val="12"/>
+          <w:lang w:val="en-US"/>
+        </w:rPr>
+        <w:t>i</w:t>
+      </w:r>
+      <w:proofErr w:type="spellEnd"/>
+      <w:r>
+        <w:rPr>
+          <w:sz w:val="12"/>
+          <w:szCs w:val="12"/>
+          <w:lang w:val="en-US"/>
+        </w:rPr>
+        <w:t xml:space="preserve"> -&gt; </w:t>
+      </w:r>
+      <w:proofErr w:type="spellStart"/>
+      <w:r>
+        <w:rPr>
+          <w:sz w:val="12"/>
+          <w:szCs w:val="12"/>
+          <w:lang w:val="en-US"/>
+        </w:rPr>
+        <w:t>i</w:t>
+      </w:r>
+      <w:proofErr w:type="spellEnd"/>
+      <w:r>
+        <w:rPr>
+          <w:sz w:val="12"/>
+          <w:szCs w:val="12"/>
+          <w:lang w:val="en-US"/>
+        </w:rPr>
+        <w:t xml:space="preserve"> == 0 ? b : a).</w:t>
+      </w:r>
+      <w:proofErr w:type="spellStart"/>
+      <w:r>
+        <w:rPr>
+          <w:sz w:val="12"/>
+          <w:szCs w:val="12"/>
+          <w:lang w:val="en-US"/>
+        </w:rPr>
+        <w:t>toArray</w:t>
+      </w:r>
+      <w:proofErr w:type="spellEnd"/>
+      <w:r>
+        <w:rPr>
+          <w:sz w:val="12"/>
+          <w:szCs w:val="12"/>
+          <w:lang w:val="en-US"/>
+        </w:rPr>
+        <w:t>();</w:t>
+      </w:r>
+    </w:p>
+    <w:p>
+      <w:pPr>
+        <w:rPr>
+          <w:sz w:val="12"/>
+          <w:szCs w:val="12"/>
+          <w:lang w:val="en-US"/>
+        </w:rPr>
+      </w:pPr>
+      <w:r>
+        <w:rPr>
+          <w:sz w:val="12"/>
+          <w:szCs w:val="12"/>
+          <w:lang w:val="en-US"/>
+        </w:rPr>
+        <w:t xml:space="preserve">        a = result[0];</w:t>
+      </w:r>
+    </w:p>
+    <w:p>
+      <w:pPr>
+        <w:rPr>
+          <w:sz w:val="12"/>
+          <w:szCs w:val="12"/>
+          <w:lang w:val="en-US"/>
+        </w:rPr>
+      </w:pPr>
+      <w:r>
+        <w:rPr>
+          <w:sz w:val="12"/>
+          <w:szCs w:val="12"/>
+          <w:lang w:val="en-US"/>
+        </w:rPr>
+        <w:t xml:space="preserve">        b = result[1];</w:t>
+      </w:r>
     </w:p>
     <w:p>
       <w:pPr>
@@ -1617,183 +2009,6 @@
         </w:rPr>
         <w:t xml:space="preserve">        </w:t>
       </w:r>
-      <w:proofErr w:type="gramStart"/>
-      <w:r>
-        <w:rPr>
-          <w:sz w:val="12"/>
-          <w:szCs w:val="12"/>
-          <w:lang w:val="en-US"/>
-        </w:rPr>
-        <w:t>int[</w:t>
-      </w:r>
-      <w:proofErr w:type="gramEnd"/>
-      <w:r>
-        <w:rPr>
-          <w:sz w:val="12"/>
-          <w:szCs w:val="12"/>
-          <w:lang w:val="en-US"/>
-        </w:rPr>
-        <w:t xml:space="preserve">] result = </w:t>
-      </w:r>
-      <w:proofErr w:type="spellStart"/>
-      <w:r>
-        <w:rPr>
-          <w:sz w:val="12"/>
-          <w:szCs w:val="12"/>
-          <w:lang w:val="en-US"/>
-        </w:rPr>
-        <w:t>IntStream.range</w:t>
-      </w:r>
-      <w:proofErr w:type="spellEnd"/>
-      <w:r>
-        <w:rPr>
-          <w:sz w:val="12"/>
-          <w:szCs w:val="12"/>
-          <w:lang w:val="en-US"/>
-        </w:rPr>
-        <w:t>(0, 2).map(</w:t>
-      </w:r>
-      <w:proofErr w:type="spellStart"/>
-      <w:r>
-        <w:rPr>
-          <w:sz w:val="12"/>
-          <w:szCs w:val="12"/>
-          <w:lang w:val="en-US"/>
-        </w:rPr>
-        <w:t>i</w:t>
-      </w:r>
-      <w:proofErr w:type="spellEnd"/>
-      <w:r>
-        <w:rPr>
-          <w:sz w:val="12"/>
-          <w:szCs w:val="12"/>
-          <w:lang w:val="en-US"/>
-        </w:rPr>
-        <w:t xml:space="preserve"> -&gt; </w:t>
-      </w:r>
-      <w:proofErr w:type="spellStart"/>
-      <w:r>
-        <w:rPr>
-          <w:sz w:val="12"/>
-          <w:szCs w:val="12"/>
-          <w:lang w:val="en-US"/>
-        </w:rPr>
-        <w:t>i</w:t>
-      </w:r>
-      <w:proofErr w:type="spellEnd"/>
-      <w:r>
-        <w:rPr>
-          <w:sz w:val="12"/>
-          <w:szCs w:val="12"/>
-          <w:lang w:val="en-US"/>
-        </w:rPr>
-        <w:t xml:space="preserve"> == 0 ? b : a).</w:t>
-      </w:r>
-      <w:proofErr w:type="spellStart"/>
-      <w:r>
-        <w:rPr>
-          <w:sz w:val="12"/>
-          <w:szCs w:val="12"/>
-          <w:lang w:val="en-US"/>
-        </w:rPr>
-        <w:t>toArray</w:t>
-      </w:r>
-      <w:proofErr w:type="spellEnd"/>
-      <w:r>
-        <w:rPr>
-          <w:sz w:val="12"/>
-          <w:szCs w:val="12"/>
-          <w:lang w:val="en-US"/>
-        </w:rPr>
-        <w:t>();</w:t>
-      </w:r>
-    </w:p>
-    <w:p>
-      <w:pPr>
-        <w:rPr>
-          <w:sz w:val="12"/>
-          <w:szCs w:val="12"/>
-          <w:lang w:val="en-US"/>
-        </w:rPr>
-      </w:pPr>
-      <w:r>
-        <w:rPr>
-          <w:sz w:val="12"/>
-          <w:szCs w:val="12"/>
-          <w:lang w:val="en-US"/>
-        </w:rPr>
-        <w:t xml:space="preserve">        a = </w:t>
-      </w:r>
-      <w:proofErr w:type="gramStart"/>
-      <w:r>
-        <w:rPr>
-          <w:sz w:val="12"/>
-          <w:szCs w:val="12"/>
-          <w:lang w:val="en-US"/>
-        </w:rPr>
-        <w:t>result[</w:t>
-      </w:r>
-      <w:proofErr w:type="gramEnd"/>
-      <w:r>
-        <w:rPr>
-          <w:sz w:val="12"/>
-          <w:szCs w:val="12"/>
-          <w:lang w:val="en-US"/>
-        </w:rPr>
-        <w:t>0];</w:t>
-      </w:r>
-    </w:p>
-    <w:p>
-      <w:pPr>
-        <w:rPr>
-          <w:sz w:val="12"/>
-          <w:szCs w:val="12"/>
-          <w:lang w:val="en-US"/>
-        </w:rPr>
-      </w:pPr>
-      <w:r>
-        <w:rPr>
-          <w:sz w:val="12"/>
-          <w:szCs w:val="12"/>
-          <w:lang w:val="en-US"/>
-        </w:rPr>
-        <w:t xml:space="preserve">        b = </w:t>
-      </w:r>
-      <w:proofErr w:type="gramStart"/>
-      <w:r>
-        <w:rPr>
-          <w:sz w:val="12"/>
-          <w:szCs w:val="12"/>
-          <w:lang w:val="en-US"/>
-        </w:rPr>
-        <w:t>result[</w:t>
-      </w:r>
-      <w:proofErr w:type="gramEnd"/>
-      <w:r>
-        <w:rPr>
-          <w:sz w:val="12"/>
-          <w:szCs w:val="12"/>
-          <w:lang w:val="en-US"/>
-        </w:rPr>
-        <w:t>1];</w:t>
-      </w:r>
-    </w:p>
-    <w:p>
-      <w:pPr>
-        <w:rPr>
-          <w:sz w:val="12"/>
-          <w:szCs w:val="12"/>
-          <w:lang w:val="en-US"/>
-        </w:rPr>
-      </w:pPr>
-      <w:r>
-        <w:rPr>
-          <w:sz w:val="12"/>
-          <w:szCs w:val="12"/>
-          <w:lang w:val="en-US"/>
-        </w:rPr>
-        <w:t xml:space="preserve">        </w:t>
-      </w:r>
       <w:proofErr w:type="spellStart"/>
       <w:r>
         <w:rPr>
@@ -1810,18 +2025,8 @@
           <w:szCs w:val="12"/>
           <w:lang w:val="en-US"/>
         </w:rPr>
-        <w:t>("After swapping: a = " + a + ", b = " + b</w:t>
-      </w:r>
-      <w:proofErr w:type="gramStart"/>
-      <w:r>
-        <w:rPr>
-          <w:sz w:val="12"/>
-          <w:szCs w:val="12"/>
-          <w:lang w:val="en-US"/>
-        </w:rPr>
-        <w:t>);</w:t>
-      </w:r>
-      <w:proofErr w:type="gramEnd"/>
+        <w:t>("After swapping: a = " + a + ", b = " + b);</w:t>
+      </w:r>
     </w:p>
     <w:p>
       <w:pPr>
@@ -1842,24 +2047,171 @@
     </w:p>
     <w:p>
       <w:pPr>
-        <w:rPr>
-          <w:sz w:val="12"/>
-          <w:szCs w:val="12"/>
-          <w:lang w:val="en-US"/>
-        </w:rPr>
-      </w:pPr>
-      <w:r>
-        <w:rPr>
-          <w:sz w:val="12"/>
-          <w:szCs w:val="12"/>
+        <w:pBdr>
+          <w:bottom w:val="dotted" w:sz="24" w:space="1" w:color="auto"/>
+        </w:pBdr>
+        <w:rPr>
+          <w:sz w:val="40"/>
+          <w:szCs w:val="40"/>
+          <w:lang w:val="en-US"/>
+        </w:rPr>
+      </w:pPr>
+      <w:r>
+        <w:rPr>
+          <w:sz w:val="40"/>
+          <w:szCs w:val="40"/>
           <w:lang w:val="en-US"/>
         </w:rPr>
         <w:t>}</w:t>
       </w:r>
+    </w:p>
+    <w:p>
+      <w:pPr>
+        <w:pBdr>
+          <w:bottom w:val="dotted" w:sz="24" w:space="1" w:color="auto"/>
+        </w:pBdr>
+        <w:rPr>
+          <w:sz w:val="40"/>
+          <w:szCs w:val="40"/>
+          <w:lang w:val="en-US"/>
+        </w:rPr>
+      </w:pPr>
+    </w:p>
+    <w:p>
+      <w:pPr>
+        <w:rPr>
+          <w:sz w:val="40"/>
+          <w:szCs w:val="40"/>
+          <w:lang w:val="en-US"/>
+        </w:rPr>
+      </w:pPr>
+    </w:p>
+    <w:p>
+      <w:pPr>
+        <w:pBdr>
+          <w:top w:val="dotted" w:sz="24" w:space="1" w:color="auto"/>
+          <w:bottom w:val="dotted" w:sz="24" w:space="1" w:color="auto"/>
+        </w:pBdr>
+        <w:rPr>
+          <w:sz w:val="40"/>
+          <w:szCs w:val="40"/>
+          <w:lang w:val="en-US"/>
+        </w:rPr>
+      </w:pPr>
+      <w:r>
+        <w:rPr>
+          <w:sz w:val="40"/>
+          <w:szCs w:val="40"/>
+          <w:lang w:val="en-US"/>
+        </w:rPr>
+        <w:t xml:space="preserve">       </w:t>
+      </w:r>
+      <w:r>
+        <w:rPr>
+          <w:sz w:val="40"/>
+          <w:szCs w:val="40"/>
+          <w:lang w:val="en-US"/>
+        </w:rPr>
+        <w:t xml:space="preserve"> </w:t>
+      </w:r>
+      <w:r>
+        <w:rPr>
+          <w:sz w:val="40"/>
+          <w:szCs w:val="40"/>
+          <w:lang w:val="en-US"/>
+        </w:rPr>
+        <w:t xml:space="preserve"> Java 2</w:t>
+      </w:r>
+      <w:r>
+        <w:rPr>
+          <w:sz w:val="40"/>
+          <w:szCs w:val="40"/>
+          <w:lang w:val="en-US"/>
+        </w:rPr>
+        <w:t>6</w:t>
+      </w:r>
+      <w:r>
+        <w:rPr>
+          <w:sz w:val="40"/>
+          <w:szCs w:val="40"/>
+          <w:lang w:val="en-US"/>
+        </w:rPr>
+        <w:t>,java25,java 21, java 17, ava11</w:t>
+      </w:r>
+    </w:p>
+    <w:p>
+      <w:pPr>
+        <w:rPr>
+          <w:sz w:val="40"/>
+          <w:szCs w:val="40"/>
+          <w:lang w:val="en-US"/>
+        </w:rPr>
+      </w:pPr>
+      <w:r>
+        <w:rPr>
+          <w:sz w:val="40"/>
+          <w:szCs w:val="40"/>
+          <w:lang w:val="en-US"/>
+        </w:rPr>
+        <w:t xml:space="preserve">  JAVA 25</w:t>
+      </w:r>
+    </w:p>
+    <w:p>
+      <w:pPr>
+        <w:rPr>
+          <w:sz w:val="40"/>
+          <w:szCs w:val="40"/>
+          <w:lang w:val="en-US"/>
+        </w:rPr>
+      </w:pPr>
+      <w:hyperlink r:id="rId20" w:history="1">
+        <w:r>
+          <w:rPr>
+            <w:rStyle w:val="Hyperlink"/>
+            <w:sz w:val="40"/>
+            <w:szCs w:val="40"/>
+          </w:rPr>
+          <w:t>Java 25: The Future of Coding Made Easy | by Java Techie | Medium</w:t>
+        </w:r>
+      </w:hyperlink>
+    </w:p>
+    <w:p>
+      <w:pPr>
+        <w:rPr>
+          <w:sz w:val="40"/>
+          <w:szCs w:val="40"/>
+          <w:lang w:val="en-US"/>
+        </w:rPr>
+      </w:pPr>
+      <w:hyperlink r:id="rId21" w:history="1">
+        <w:r>
+          <w:rPr>
+            <w:rStyle w:val="Hyperlink"/>
+            <w:sz w:val="40"/>
+            <w:szCs w:val="40"/>
+          </w:rPr>
+          <w:t>Java 25: The Future of Coding, Now | LCWD Blogs - Learn Code with Durgesh</w:t>
+        </w:r>
+      </w:hyperlink>
+    </w:p>
+    <w:p>
+      <w:pPr>
+        <w:rPr>
+          <w:sz w:val="40"/>
+          <w:szCs w:val="40"/>
+          <w:lang w:val="en-US"/>
+        </w:rPr>
+      </w:pPr>
     </w:p>
     <w:sectPr>
       <w:pgSz w:w="11906" w:h="16838"/>
       <w:pgMar w:top="1440" w:right="1440" w:bottom="1440" w:left="1440" w:header="708" w:footer="708" w:gutter="0"/>
+      <w:pgBorders w:offsetFrom="page">
+        <w:top w:val="double" w:sz="4" w:space="24" w:color="auto"/>
+        <w:left w:val="double" w:sz="4" w:space="24" w:color="auto"/>
+        <w:bottom w:val="double" w:sz="4" w:space="24" w:color="auto"/>
+        <w:right w:val="double" w:sz="4" w:space="24" w:color="auto"/>
+      </w:pgBorders>
       <w:cols w:space="708"/>
       <w:docGrid w:linePitch="360"/>
     </w:sectPr>
@@ -1868,7 +2220,7 @@
 </file>
 
 <file path=word/numbering.xml><?xml version="1.0" encoding="utf-8"?>
-<w:numbering xmlns:wpc="http://schemas.microsoft.com/office/word/2010/wordprocessingCanvas" xmlns:cx="http://schemas.microsoft.com/office/drawing/2014/chartex" xmlns:cx1="http://schemas.microsoft.com/office/drawing/2015/9/8/chartex" xmlns:cx2="http://schemas.microsoft.com/office/drawing/2015/10/21/chartex" xmlns:cx3="http://schemas.microsoft.com/office/drawing/2016/5/9/chartex" xmlns:cx4="http://schemas.microsoft.com/office/drawing/2016/5/10/chartex" xmlns:cx5="http://schemas.microsoft.com/office/drawing/2016/5/11/chartex" xmlns:cx6="http://schemas.microsoft.com/office/drawing/2016/5/12/chartex" xmlns:cx7="http://schemas.microsoft.com/office/drawing/2016/5/13/chartex" xmlns:cx8="http://schemas.microsoft.com/office/drawing/2016/5/14/chartex" xmlns:mc="http://schemas.openxmlformats.org/markup-compatibility/2006" xmlns:aink="http://schemas.microsoft.com/office/drawing/2016/ink" xmlns:am3d="http://schemas.microsoft.com/office/drawing/2017/model3d" xmlns:o="urn:schemas-microsoft-com:office:office" xmlns:oel="http://schemas.microsoft.com/office/2019/extlst" xmlns:r="http://schemas.openxmlformats.org/officeDocument/2006/relationships" xmlns:m="http://schemas.openxmlformats.org/officeDocument/2006/math" xmlns:v="urn:schemas-microsoft-com:vml" xmlns:wp14="http://schemas.microsoft.com/office/word/2010/wordprocessingDrawing" xmlns:wp="http://schemas.openxmlformats.org/drawingml/2006/wordprocessingDrawing" xmlns:w10="urn:schemas-microsoft-com:office:word" xmlns:w="http://schemas.openxmlformats.org/wordprocessingml/2006/main" xmlns:w14="http://schemas.microsoft.com/office/word/2010/wordml" xmlns:w15="http://schemas.microsoft.com/office/word/2012/wordml" xmlns:w16cex="http://schemas.microsoft.com/office/word/2018/wordml/cex" xmlns:w16cid="http://schemas.microsoft.com/office/word/2016/wordml/cid" xmlns:w16="http://schemas.microsoft.com/office/word/2018/wordml" xmlns:w16sdtdh="http://schemas.microsoft.com/office/word/2020/wordml/sdtdatahash" xmlns:w16se="http://schemas.microsoft.com/office/word/2015/wordml/symex" xmlns:wpg="http://schemas.microsoft.com/office/word/2010/wordprocessingGroup" xmlns:wpi="http://schemas.microsoft.com/office/word/2010/wordprocessingInk" xmlns:wne="http://schemas.microsoft.com/office/word/2006/wordml" xmlns:wps="http://schemas.microsoft.com/office/word/2010/wordprocessingShape" mc:Ignorable="w14 w15 w16se w16cid w16 w16cex w16sdtdh wp14">
+<w:numbering xmlns:wpc="http://schemas.microsoft.com/office/word/2010/wordprocessingCanvas" xmlns:cx="http://schemas.microsoft.com/office/drawing/2014/chartex" xmlns:cx1="http://schemas.microsoft.com/office/drawing/2015/9/8/chartex" xmlns:cx2="http://schemas.microsoft.com/office/drawing/2015/10/21/chartex" xmlns:cx3="http://schemas.microsoft.com/office/drawing/2016/5/9/chartex" xmlns:cx4="http://schemas.microsoft.com/office/drawing/2016/5/10/chartex" xmlns:cx5="http://schemas.microsoft.com/office/drawing/2016/5/11/chartex" xmlns:cx6="http://schemas.microsoft.com/office/drawing/2016/5/12/chartex" xmlns:cx7="http://schemas.microsoft.com/office/drawing/2016/5/13/chartex" xmlns:cx8="http://schemas.microsoft.com/office/drawing/2016/5/14/chartex" xmlns:mc="http://schemas.openxmlformats.org/markup-compatibility/2006" xmlns:aink="http://schemas.microsoft.com/office/drawing/2016/ink" xmlns:am3d="http://schemas.microsoft.com/office/drawing/2017/model3d" xmlns:o="urn:schemas-microsoft-com:office:office" xmlns:oel="http://schemas.microsoft.com/office/2019/extlst" xmlns:r="http://schemas.openxmlformats.org/officeDocument/2006/relationships" xmlns:m="http://schemas.openxmlformats.org/officeDocument/2006/math" xmlns:v="urn:schemas-microsoft-com:vml" xmlns:wp14="http://schemas.microsoft.com/office/word/2010/wordprocessingDrawing" xmlns:wp="http://schemas.openxmlformats.org/drawingml/2006/wordprocessingDrawing" xmlns:w10="urn:schemas-microsoft-com:office:word" xmlns:w="http://schemas.openxmlformats.org/wordprocessingml/2006/main" xmlns:w14="http://schemas.microsoft.com/office/word/2010/wordml" xmlns:w15="http://schemas.microsoft.com/office/word/2012/wordml" xmlns:w16cex="http://schemas.microsoft.com/office/word/2018/wordml/cex" xmlns:w16cid="http://schemas.microsoft.com/office/word/2016/wordml/cid" xmlns:w16="http://schemas.microsoft.com/office/word/2018/wordml" xmlns:w16du="http://schemas.microsoft.com/office/word/2023/wordml/word16du" xmlns:w16sdtdh="http://schemas.microsoft.com/office/word/2020/wordml/sdtdatahash" xmlns:w16sdtfl="http://schemas.microsoft.com/office/word/2024/wordml/sdtformatlock" xmlns:w16se="http://schemas.microsoft.com/office/word/2015/wordml/symex" xmlns:wpg="http://schemas.microsoft.com/office/word/2010/wordprocessingGroup" xmlns:wpi="http://schemas.microsoft.com/office/word/2010/wordprocessingInk" xmlns:wne="http://schemas.microsoft.com/office/word/2006/wordml" xmlns:wps="http://schemas.microsoft.com/office/word/2010/wordprocessingShape" mc:Ignorable="w14 w15 w16se w16cid w16 w16cex w16sdtdh w16sdtfl w16du wp14">
   <w:abstractNum w:abstractNumId="0" w15:restartNumberingAfterBreak="0">
     <w:nsid w:val="54883E3F"/>
     <w:multiLevelType w:val="multilevel"/>
@@ -1989,7 +2341,7 @@
 </file>
 
 <file path=word/styles.xml><?xml version="1.0" encoding="utf-8"?>
-<w:styles xmlns:mc="http://schemas.openxmlformats.org/markup-compatibility/2006" xmlns:r="http://schemas.openxmlformats.org/officeDocument/2006/relationships" xmlns:w="http://schemas.openxmlformats.org/wordprocessingml/2006/main" xmlns:w14="http://schemas.microsoft.com/office/word/2010/wordml" xmlns:w15="http://schemas.microsoft.com/office/word/2012/wordml" xmlns:w16cex="http://schemas.microsoft.com/office/word/2018/wordml/cex" xmlns:w16cid="http://schemas.microsoft.com/office/word/2016/wordml/cid" xmlns:w16="http://schemas.microsoft.com/office/word/2018/wordml" xmlns:w16sdtdh="http://schemas.microsoft.com/office/word/2020/wordml/sdtdatahash" xmlns:w16se="http://schemas.microsoft.com/office/word/2015/wordml/symex" mc:Ignorable="w14 w15 w16se w16cid w16 w16cex w16sdtdh">
+<w:styles xmlns:mc="http://schemas.openxmlformats.org/markup-compatibility/2006" xmlns:r="http://schemas.openxmlformats.org/officeDocument/2006/relationships" xmlns:w="http://schemas.openxmlformats.org/wordprocessingml/2006/main" xmlns:w14="http://schemas.microsoft.com/office/word/2010/wordml" xmlns:w15="http://schemas.microsoft.com/office/word/2012/wordml" xmlns:w16cex="http://schemas.microsoft.com/office/word/2018/wordml/cex" xmlns:w16cid="http://schemas.microsoft.com/office/word/2016/wordml/cid" xmlns:w16="http://schemas.microsoft.com/office/word/2018/wordml" xmlns:w16du="http://schemas.microsoft.com/office/word/2023/wordml/word16du" xmlns:w16sdtdh="http://schemas.microsoft.com/office/word/2020/wordml/sdtdatahash" xmlns:w16sdtfl="http://schemas.microsoft.com/office/word/2024/wordml/sdtformatlock" xmlns:w16se="http://schemas.microsoft.com/office/word/2015/wordml/symex" mc:Ignorable="w14 w15 w16se w16cid w16 w16cex w16sdtdh w16sdtfl w16du">
   <w:docDefaults>
     <w:rPrDefault>
       <w:rPr>
@@ -2392,7 +2744,6 @@
   <w:style w:type="character" w:default="1" w:styleId="DefaultParagraphFont">
     <w:name w:val="Default Paragraph Font"/>
     <w:uiPriority w:val="1"/>
-    <w:semiHidden/>
     <w:unhideWhenUsed/>
   </w:style>
   <w:style w:type="table" w:default="1" w:styleId="TableNormal">
@@ -2450,11 +2801,34 @@
     <w:name w:val="Hyperlink"/>
     <w:basedOn w:val="DefaultParagraphFont"/>
     <w:uiPriority w:val="99"/>
-    <w:semiHidden/>
     <w:unhideWhenUsed/>
     <w:rsid w:val="00665F2F"/>
     <w:rPr>
       <w:color w:val="0000FF"/>
+      <w:u w:val="single"/>
+    </w:rPr>
+  </w:style>
+  <w:style w:type="character" w:styleId="UnresolvedMention">
+    <w:name w:val="Unresolved Mention"/>
+    <w:basedOn w:val="DefaultParagraphFont"/>
+    <w:uiPriority w:val="99"/>
+    <w:semiHidden/>
+    <w:unhideWhenUsed/>
+    <w:rsid w:val="00011996"/>
+    <w:rPr>
+      <w:color w:val="605E5C"/>
+      <w:shd w:val="clear" w:color="auto" w:fill="E1DFDD"/>
+    </w:rPr>
+  </w:style>
+  <w:style w:type="character" w:styleId="FollowedHyperlink">
+    <w:name w:val="FollowedHyperlink"/>
+    <w:basedOn w:val="DefaultParagraphFont"/>
+    <w:uiPriority w:val="99"/>
+    <w:semiHidden/>
+    <w:unhideWhenUsed/>
+    <w:rsid w:val="00D8296C"/>
+    <w:rPr>
+      <w:color w:val="954F72" w:themeColor="followedHyperlink"/>
       <w:u w:val="single"/>
     </w:rPr>
   </w:style>
@@ -2754,4 +3128,10 @@
     </a:ext>
   </a:extLst>
 </a:theme>
+</file>
+
+<file path=docMetadata/LabelInfo.xml><?xml version="1.0" encoding="utf-8"?>
+<clbl:labelList xmlns:clbl="http://schemas.microsoft.com/office/2020/mipLabelMetadata">
+  <clbl:label id="{e760c494-6550-44b4-8258-77c175d778b7}" enabled="1" method="Privileged" siteId="{76a2ae5a-9f00-4f6b-95ed-5d33d77c4d61}" contentBits="0" removed="0"/>
+</clbl:labelList>
 </file>